--- a/docs/FormFix_Research_Provenance.docx
+++ b/docs/FormFix_Research_Provenance.docx
@@ -1759,16 +1759,7 @@
                 <w:sz w:val="19"/>
                 <w:szCs w:val="19"/>
               </w:rPr>
-              <w:t xml:space="preserve">EXTENSION.</w:t>
-            </w:r>
-            <w:r>
-              <w:rPr>
-                <w:rFonts w:ascii="Calibri" w:cs="Calibri" w:eastAsia="Calibri" w:hAnsi="Calibri"/>
-                <w:color w:val="12203A"/>
-                <w:sz w:val="19"/>
-                <w:szCs w:val="19"/>
-              </w:rPr>
-              <w:t xml:space="preserve"> The papers report accuracy but don't use it in a decision. FormFix marks findings inside the error as indicative.</w:t>
+              <w:t xml:space="preserve">EXTENSION. The papers report accuracy but don't use it in a decision. FormFix marks findings inside the error as indicative.</w:t>
             </w:r>
           </w:p>
         </w:tc>
@@ -1900,16 +1891,7 @@
                 <w:sz w:val="19"/>
                 <w:szCs w:val="19"/>
               </w:rPr>
-              <w:t xml:space="preserve">APPLIED</w:t>
-            </w:r>
-            <w:r>
-              <w:rPr>
-                <w:rFonts w:ascii="Calibri" w:cs="Calibri" w:eastAsia="Calibri" w:hAnsi="Calibri"/>
-                <w:color w:val="12203A"/>
-                <w:sz w:val="19"/>
-                <w:szCs w:val="19"/>
-              </w:rPr>
-              <w:t xml:space="preserve"> to FormFix's own numbers: trunk and near-knee pass, left/right difference and far knee don't.</w:t>
+              <w:t xml:space="preserve">APPLIED to FormFix's own numbers: trunk and near-knee pass, left/right difference and far knee don't.</w:t>
             </w:r>
           </w:p>
         </w:tc>
@@ -2023,16 +2005,7 @@
                 <w:sz w:val="19"/>
                 <w:szCs w:val="19"/>
               </w:rPr>
-              <w:t xml:space="preserve">APPLIED</w:t>
-            </w:r>
-            <w:r>
-              <w:rPr>
-                <w:rFonts w:ascii="Calibri" w:cs="Calibri" w:eastAsia="Calibri" w:hAnsi="Calibri"/>
-                <w:color w:val="12203A"/>
-                <w:sz w:val="19"/>
-                <w:szCs w:val="19"/>
-              </w:rPr>
-              <w:t xml:space="preserve"> as context for the 10.7° band.</w:t>
+              <w:t xml:space="preserve">APPLIED as context for the 10.7° band.</w:t>
             </w:r>
           </w:p>
         </w:tc>
@@ -2146,16 +2119,7 @@
                 <w:sz w:val="19"/>
                 <w:szCs w:val="19"/>
               </w:rPr>
-              <w:t xml:space="preserve">CONVERGENT.</w:t>
-            </w:r>
-            <w:r>
-              <w:rPr>
-                <w:rFonts w:ascii="Calibri" w:cs="Calibri" w:eastAsia="Calibri" w:hAnsi="Calibri"/>
-                <w:color w:val="12203A"/>
-                <w:sz w:val="19"/>
-                <w:szCs w:val="19"/>
-              </w:rPr>
-              <w:t xml:space="preserve"> I already analysed the more visible side; this gives the number behind it.</w:t>
+              <w:t xml:space="preserve">CONVERGENT. I already analysed the more visible side; this gives the number behind it.</w:t>
             </w:r>
           </w:p>
         </w:tc>
@@ -2305,16 +2269,7 @@
                 <w:sz w:val="19"/>
                 <w:szCs w:val="19"/>
               </w:rPr>
-              <w:t xml:space="preserve">EXTENSION.</w:t>
-            </w:r>
-            <w:r>
-              <w:rPr>
-                <w:rFonts w:ascii="Calibri" w:cs="Calibri" w:eastAsia="Calibri" w:hAnsi="Calibri"/>
-                <w:color w:val="12203A"/>
-                <w:sz w:val="19"/>
-                <w:szCs w:val="19"/>
-              </w:rPr>
-              <w:t xml:space="preserve"> On my criterion (depth bias per rep) the ranking flips with rep shape, so the filter is a setting and its bias goes into the depth error.</w:t>
+              <w:t xml:space="preserve">EXTENSION. On my criterion (depth bias per rep) the ranking flips with rep shape, so the filter is a setting and its bias goes into the depth error.</w:t>
             </w:r>
           </w:p>
         </w:tc>
@@ -2428,16 +2383,7 @@
                 <w:sz w:val="19"/>
                 <w:szCs w:val="19"/>
               </w:rPr>
-              <w:t xml:space="preserve">ORIGINAL.</w:t>
-            </w:r>
-            <w:r>
-              <w:rPr>
-                <w:rFonts w:ascii="Calibri" w:cs="Calibri" w:eastAsia="Calibri" w:hAnsi="Calibri"/>
-                <w:color w:val="12203A"/>
-                <w:sz w:val="19"/>
-                <w:szCs w:val="19"/>
-              </w:rPr>
-              <w:t xml:space="preserve"> Written in NumPy to avoid SciPy; tested against known maths.</w:t>
+              <w:t xml:space="preserve">ORIGINAL. Written in NumPy to avoid SciPy; tested against known maths.</w:t>
             </w:r>
           </w:p>
         </w:tc>
@@ -2551,16 +2497,7 @@
                 <w:sz w:val="19"/>
                 <w:szCs w:val="19"/>
               </w:rPr>
-              <w:t xml:space="preserve">APPLIED</w:t>
-            </w:r>
-            <w:r>
-              <w:rPr>
-                <w:rFonts w:ascii="Calibri" w:cs="Calibri" w:eastAsia="Calibri" w:hAnsi="Calibri"/>
-                <w:color w:val="12203A"/>
-                <w:sz w:val="19"/>
-                <w:szCs w:val="19"/>
-              </w:rPr>
-              <w:t xml:space="preserve">, for drawing only - it doesn't change any measurement.</w:t>
+              <w:t xml:space="preserve">APPLIED, for drawing only - it doesn't change any measurement.</w:t>
             </w:r>
           </w:p>
         </w:tc>
@@ -2692,16 +2629,7 @@
                 <w:sz w:val="19"/>
                 <w:szCs w:val="19"/>
               </w:rPr>
-              <w:t xml:space="preserve">ADAPTED</w:t>
-            </w:r>
-            <w:r>
-              <w:rPr>
-                <w:rFonts w:ascii="Calibri" w:cs="Calibri" w:eastAsia="Calibri" w:hAnsi="Calibri"/>
-                <w:color w:val="12203A"/>
-                <w:sz w:val="19"/>
-                <w:szCs w:val="19"/>
-              </w:rPr>
-              <w:t xml:space="preserve"> and not the default: flexion converted to interior angle, and supervised lab squats aren't phone videos. For comparison only.</w:t>
+              <w:t xml:space="preserve">ADAPTED and not the default: flexion converted to interior angle, and supervised lab squats aren't phone videos. For comparison only.</w:t>
             </w:r>
           </w:p>
         </w:tc>
@@ -2815,16 +2743,7 @@
                 <w:sz w:val="19"/>
                 <w:szCs w:val="19"/>
               </w:rPr>
-              <w:t xml:space="preserve">CONVERGENT.</w:t>
-            </w:r>
-            <w:r>
-              <w:rPr>
-                <w:rFonts w:ascii="Calibri" w:cs="Calibri" w:eastAsia="Calibri" w:hAnsi="Calibri"/>
-                <w:color w:val="12203A"/>
-                <w:sz w:val="19"/>
-                <w:szCs w:val="19"/>
-              </w:rPr>
-              <w:t xml:space="preserve"> My heel, lean and depth rules were written before I read it. No rule changed because of it.</w:t>
+              <w:t xml:space="preserve">CONVERGENT. My heel, lean and depth rules were written before I read it. No rule changed because of it.</w:t>
             </w:r>
           </w:p>
         </w:tc>
@@ -2938,16 +2857,7 @@
                 <w:sz w:val="19"/>
                 <w:szCs w:val="19"/>
               </w:rPr>
-              <w:t xml:space="preserve">CONVERGENT</w:t>
-            </w:r>
-            <w:r>
-              <w:rPr>
-                <w:rFonts w:ascii="Calibri" w:cs="Calibri" w:eastAsia="Calibri" w:hAnsi="Calibri"/>
-                <w:color w:val="12203A"/>
-                <w:sz w:val="19"/>
-                <w:szCs w:val="19"/>
-              </w:rPr>
-              <w:t xml:space="preserve"> - I did it for camera tilt; now it has a citation.</w:t>
+              <w:t xml:space="preserve">CONVERGENT - I did it for camera tilt; now it has a citation.</w:t>
             </w:r>
           </w:p>
         </w:tc>
@@ -3193,16 +3103,7 @@
                 <w:sz w:val="19"/>
                 <w:szCs w:val="19"/>
               </w:rPr>
-              <w:t xml:space="preserve">CONVERGENT + EXTENSION.</w:t>
-            </w:r>
-            <w:r>
-              <w:rPr>
-                <w:rFonts w:ascii="Calibri" w:cs="Calibri" w:eastAsia="Calibri" w:hAnsi="Calibri"/>
-                <w:color w:val="12203A"/>
-                <w:sz w:val="19"/>
-                <w:szCs w:val="19"/>
-              </w:rPr>
-              <w:t xml:space="preserve"> My rules also store phase, camera views, persistence and a source, so they can say what they *can't* assess.</w:t>
+              <w:t xml:space="preserve">CONVERGENT + EXTENSION. My rules also store phase, camera views, persistence and a source, so they can say what they *can't* assess.</w:t>
             </w:r>
           </w:p>
         </w:tc>
@@ -3430,16 +3331,7 @@
                 <w:sz w:val="19"/>
                 <w:szCs w:val="19"/>
               </w:rPr>
-              <w:t xml:space="preserve">CONVERGENT.</w:t>
-            </w:r>
-            <w:r>
-              <w:rPr>
-                <w:rFonts w:ascii="Calibri" w:cs="Calibri" w:eastAsia="Calibri" w:hAnsi="Calibri"/>
-                <w:color w:val="12203A"/>
-                <w:sz w:val="19"/>
-                <w:szCs w:val="19"/>
-              </w:rPr>
-              <w:t xml:space="preserve"> No code taken.</w:t>
+              <w:t xml:space="preserve">CONVERGENT. No code taken.</w:t>
             </w:r>
           </w:p>
         </w:tc>
@@ -3553,16 +3445,7 @@
                 <w:sz w:val="19"/>
                 <w:szCs w:val="19"/>
               </w:rPr>
-              <w:t xml:space="preserve">ORIGINAL position.</w:t>
-            </w:r>
-            <w:r>
-              <w:rPr>
-                <w:rFonts w:ascii="Calibri" w:cs="Calibri" w:eastAsia="Calibri" w:hAnsi="Calibri"/>
-                <w:color w:val="12203A"/>
-                <w:sz w:val="19"/>
-                <w:szCs w:val="19"/>
-              </w:rPr>
-              <w:t xml:space="preserve"> One 2D camera can't see it, so FormFix doesn't claim it.</w:t>
+              <w:t xml:space="preserve">ORIGINAL position. One 2D camera can't see it, so FormFix doesn't claim it.</w:t>
             </w:r>
           </w:p>
         </w:tc>
@@ -3676,25 +3559,7 @@
                 <w:sz w:val="19"/>
                 <w:szCs w:val="19"/>
               </w:rPr>
-              <w:t xml:space="preserve">Used as a </w:t>
-            </w:r>
-            <w:r>
-              <w:rPr>
-                <w:rFonts w:ascii="Calibri" w:cs="Calibri" w:eastAsia="Calibri" w:hAnsi="Calibri"/>
-                <w:color w:val="12203A"/>
-                <w:sz w:val="19"/>
-                <w:szCs w:val="19"/>
-              </w:rPr>
-              <w:t xml:space="preserve">limitation</w:t>
-            </w:r>
-            <w:r>
-              <w:rPr>
-                <w:rFonts w:ascii="Calibri" w:cs="Calibri" w:eastAsia="Calibri" w:hAnsi="Calibri"/>
-                <w:color w:val="12203A"/>
-                <w:sz w:val="19"/>
-                <w:szCs w:val="19"/>
-              </w:rPr>
-              <w:t xml:space="preserve"> - FormFix hasn't had a user study.</w:t>
+              <w:t xml:space="preserve">Used as a limitation - FormFix hasn't had a user study.</w:t>
             </w:r>
           </w:p>
         </w:tc>
@@ -3808,16 +3673,7 @@
                 <w:sz w:val="19"/>
                 <w:szCs w:val="19"/>
               </w:rPr>
-              <w:t xml:space="preserve">Not implemented</w:t>
-            </w:r>
-            <w:r>
-              <w:rPr>
-                <w:rFonts w:ascii="Calibri" w:cs="Calibri" w:eastAsia="Calibri" w:hAnsi="Calibri"/>
-                <w:color w:val="12203A"/>
-                <w:sz w:val="19"/>
-                <w:szCs w:val="19"/>
-              </w:rPr>
-              <w:t xml:space="preserve"> - named as a gap.</w:t>
+              <w:t xml:space="preserve">Not implemented - named as a gap.</w:t>
             </w:r>
           </w:p>
         </w:tc>
@@ -3931,25 +3787,7 @@
                 <w:sz w:val="19"/>
                 <w:szCs w:val="19"/>
               </w:rPr>
-              <w:t xml:space="preserve">Discussed as the main </w:t>
-            </w:r>
-            <w:r>
-              <w:rPr>
-                <w:rFonts w:ascii="Calibri" w:cs="Calibri" w:eastAsia="Calibri" w:hAnsi="Calibri"/>
-                <w:color w:val="12203A"/>
-                <w:sz w:val="19"/>
-                <w:szCs w:val="19"/>
-              </w:rPr>
-              <w:t xml:space="preserve">trade-off</w:t>
-            </w:r>
-            <w:r>
-              <w:rPr>
-                <w:rFonts w:ascii="Calibri" w:cs="Calibri" w:eastAsia="Calibri" w:hAnsi="Calibri"/>
-                <w:color w:val="12203A"/>
-                <w:sz w:val="19"/>
-                <w:szCs w:val="19"/>
-              </w:rPr>
-              <w:t xml:space="preserve"> in the thesis.</w:t>
+              <w:t xml:space="preserve">Discussed as the main trade-off in the thesis.</w:t>
             </w:r>
           </w:p>
         </w:tc>
@@ -5216,7 +5054,7 @@
           <w:sz w:val="21"/>
           <w:szCs w:val="21"/>
         </w:rPr>
-        <w:t xml:space="preserve">The heel threshold (0.06) is below the ±0.15 error</w:t>
+        <w:t xml:space="preserve">The heel threshold (0.06) was below the ±0.15 error</w:t>
       </w:r>
       <w:r>
         <w:rPr>
@@ -5225,7 +5063,7 @@
           <w:sz w:val="21"/>
           <w:szCs w:val="21"/>
         </w:rPr>
-        <w:t xml:space="preserve"> of what it's divided by. Unchanged in the defaults (no labelled videos to justify it), raised in the literature preset.</w:t>
+        <w:t xml:space="preserve"> of what it's divided by. It is now 0.16 in the defaults as well as the literature preset, clear of the band.</w:t>
       </w:r>
     </w:p>
     <w:p>
